--- a/plantilla_orden_compra.docx
+++ b/plantilla_orden_compra.docx
@@ -522,7 +522,7 @@
                 <w:szCs w:val="18"/>
                 <w:color w:val="1B365D"/>
               </w:rPr>
-              <w:t xml:space="preserve">{{ item.cantidad }} unid.</w:t>
+              <w:t>{{ item.cantidad }}</w:t>
             </w:r>
           </w:p>
         </w:tc>
